--- a/Fase 2/Evidencias Proyecto/Evidencias de documentación/11_Control_de_Cambios.docx
+++ b/Fase 2/Evidencias Proyecto/Evidencias de documentación/11_Control_de_Cambios.docx
@@ -497,7 +497,7 @@
                 <w:sz w:val="20"/>
                 <w:szCs w:val="20"/>
               </w:rPr>
-              <w:t>1.2</w:t>
+              <w:t>1.3</w:t>
             </w:r>
           </w:p>
         </w:tc>
@@ -532,7 +532,7 @@
           <w:sz w:val="22"/>
           <w:szCs w:val="22"/>
         </w:rPr>
-        <w:t>Este documento define cómo se solicitan, evalúan, aprueban y registran los cambios del Proyecto Barbería Big-Boys, y mantiene el registro de las solicitudes. Al 22-10-2026 se registran 21 solicitudes (SC-01 a SC-21): las 17 primeras derivan de la actualización integral de la documentación y las siguientes, de la implementación en Supabase, de la planificación del despliegue y de la migración de la web y la app al modelo relacional.</w:t>
+        <w:t>Este documento define cómo se solicitan, evalúan, aprueban y registran los cambios del Proyecto Barbería Big-Boys, y mantiene el registro de las solicitudes. Al 30-10-2026 se registran 26 solicitudes (SC-01 a SC-26): las 17 primeras derivan de la actualización integral de la documentación y las siguientes, de la implementación en Supabase, de la planificación del despliegue de la migración de la web y la app al modelo relacional, de la integración del sistema (H6) y del seguimiento de riesgos.</w:t>
       </w:r>
     </w:p>
     <w:p>
@@ -4707,6 +4707,656 @@
                 <w:szCs w:val="15"/>
               </w:rPr>
               <w:t>Medio — Diseño de BD (16), DIAG-27/28, DDL (24/24 pruebas), riesgos (R-14), web y app</w:t>
+            </w:r>
+          </w:p>
+        </w:tc>
+      </w:tr>
+      <w:tr>
+        <w:trPr>
+          <w:cantSplit/>
+        </w:trPr>
+        <w:tc>
+          <w:tcPr>
+            <w:tcW w:w="760" w:type="dxa"/>
+            <w:tcMar>
+              <w:top w:w="80" w:type="dxa"/>
+              <w:left w:w="100" w:type="dxa"/>
+              <w:bottom w:w="80" w:type="dxa"/>
+              <w:right w:w="100" w:type="dxa"/>
+            </w:tcMar>
+            <w:vAlign w:val="center"/>
+          </w:tcPr>
+          <w:p>
+            <w:pPr>
+              <w:spacing w:before="0" w:after="0" w:line="240" w:lineRule="auto"/>
+            </w:pPr>
+            <w:r>
+              <w:rPr>
+                <w:rFonts w:ascii="Arial" w:hAnsi="Arial" w:cs="Arial" w:eastAsia="Arial"/>
+                <w:sz w:val="15"/>
+                <w:szCs w:val="15"/>
+              </w:rPr>
+              <w:t>SC-22</w:t>
+            </w:r>
+          </w:p>
+        </w:tc>
+        <w:tc>
+          <w:tcPr>
+            <w:tcW w:w="1045" w:type="dxa"/>
+            <w:tcMar>
+              <w:top w:w="80" w:type="dxa"/>
+              <w:left w:w="100" w:type="dxa"/>
+              <w:bottom w:w="80" w:type="dxa"/>
+              <w:right w:w="100" w:type="dxa"/>
+            </w:tcMar>
+            <w:vAlign w:val="center"/>
+          </w:tcPr>
+          <w:p>
+            <w:pPr>
+              <w:spacing w:before="0" w:after="0" w:line="240" w:lineRule="auto"/>
+            </w:pPr>
+            <w:r>
+              <w:rPr>
+                <w:rFonts w:ascii="Arial" w:hAnsi="Arial" w:cs="Arial" w:eastAsia="Arial"/>
+                <w:sz w:val="15"/>
+                <w:szCs w:val="15"/>
+              </w:rPr>
+              <w:t>27-10-2026</w:t>
+            </w:r>
+          </w:p>
+        </w:tc>
+        <w:tc>
+          <w:tcPr>
+            <w:tcW w:w="4275" w:type="dxa"/>
+            <w:tcMar>
+              <w:top w:w="80" w:type="dxa"/>
+              <w:left w:w="100" w:type="dxa"/>
+              <w:bottom w:w="80" w:type="dxa"/>
+              <w:right w:w="100" w:type="dxa"/>
+            </w:tcMar>
+            <w:vAlign w:val="center"/>
+          </w:tcPr>
+          <w:p>
+            <w:pPr>
+              <w:spacing w:before="0" w:after="0" w:line="240" w:lineRule="auto"/>
+            </w:pPr>
+            <w:r>
+              <w:rPr>
+                <w:rFonts w:ascii="Arial" w:hAnsi="Arial" w:cs="Arial" w:eastAsia="Arial"/>
+                <w:sz w:val="15"/>
+                <w:szCs w:val="15"/>
+              </w:rPr>
+              <w:t>Pago del abono con Webpay Plus en el ambiente de integración de Transbank, mediante funciones api_webpay_iniciar, api_webpay_confirmar y api_webpay_estado que se ejecutan en la base de datos (extensión http). La reserva queda PENDIENTE_PAGO y vence a los 15 minutos si no se paga. Reemplaza la simulación de pago del prototipo.</w:t>
+            </w:r>
+          </w:p>
+        </w:tc>
+        <w:tc>
+          <w:tcPr>
+            <w:tcW w:w="1520" w:type="dxa"/>
+            <w:tcMar>
+              <w:top w:w="80" w:type="dxa"/>
+              <w:left w:w="100" w:type="dxa"/>
+              <w:bottom w:w="80" w:type="dxa"/>
+              <w:right w:w="100" w:type="dxa"/>
+            </w:tcMar>
+            <w:vAlign w:val="center"/>
+          </w:tcPr>
+          <w:p>
+            <w:pPr>
+              <w:spacing w:before="0" w:after="0" w:line="240" w:lineRule="auto"/>
+            </w:pPr>
+            <w:r>
+              <w:rPr>
+                <w:rFonts w:ascii="Arial" w:hAnsi="Arial" w:cs="Arial" w:eastAsia="Arial"/>
+                <w:sz w:val="15"/>
+                <w:szCs w:val="15"/>
+              </w:rPr>
+              <w:t>Aprobado por el equipo (27-10-2026); implementado</w:t>
+            </w:r>
+          </w:p>
+        </w:tc>
+        <w:tc>
+          <w:tcPr>
+            <w:tcW w:w="1900" w:type="dxa"/>
+            <w:tcMar>
+              <w:top w:w="80" w:type="dxa"/>
+              <w:left w:w="100" w:type="dxa"/>
+              <w:bottom w:w="80" w:type="dxa"/>
+              <w:right w:w="100" w:type="dxa"/>
+            </w:tcMar>
+            <w:vAlign w:val="center"/>
+          </w:tcPr>
+          <w:p>
+            <w:pPr>
+              <w:spacing w:before="0" w:after="0" w:line="240" w:lineRule="auto"/>
+            </w:pPr>
+            <w:r>
+              <w:rPr>
+                <w:rFonts w:ascii="Arial" w:hAnsi="Arial" w:cs="Arial" w:eastAsia="Arial"/>
+                <w:sz w:val="15"/>
+                <w:szCs w:val="15"/>
+              </w:rPr>
+              <w:t>Medio — Pago del abono, DAS, Diseño de BD (16), pruebas (18), riesgo R-05, web y app</w:t>
+            </w:r>
+          </w:p>
+        </w:tc>
+      </w:tr>
+      <w:tr>
+        <w:trPr>
+          <w:cantSplit/>
+        </w:trPr>
+        <w:tc>
+          <w:tcPr>
+            <w:tcW w:w="760" w:type="dxa"/>
+            <w:tcMar>
+              <w:top w:w="80" w:type="dxa"/>
+              <w:left w:w="100" w:type="dxa"/>
+              <w:bottom w:w="80" w:type="dxa"/>
+              <w:right w:w="100" w:type="dxa"/>
+            </w:tcMar>
+            <w:vAlign w:val="center"/>
+          </w:tcPr>
+          <w:p>
+            <w:pPr>
+              <w:spacing w:before="0" w:after="0" w:line="240" w:lineRule="auto"/>
+            </w:pPr>
+            <w:r>
+              <w:rPr>
+                <w:rFonts w:ascii="Arial" w:hAnsi="Arial" w:cs="Arial" w:eastAsia="Arial"/>
+                <w:sz w:val="15"/>
+                <w:szCs w:val="15"/>
+              </w:rPr>
+              <w:t>SC-23</w:t>
+            </w:r>
+          </w:p>
+        </w:tc>
+        <w:tc>
+          <w:tcPr>
+            <w:tcW w:w="1045" w:type="dxa"/>
+            <w:tcMar>
+              <w:top w:w="80" w:type="dxa"/>
+              <w:left w:w="100" w:type="dxa"/>
+              <w:bottom w:w="80" w:type="dxa"/>
+              <w:right w:w="100" w:type="dxa"/>
+            </w:tcMar>
+            <w:vAlign w:val="center"/>
+          </w:tcPr>
+          <w:p>
+            <w:pPr>
+              <w:spacing w:before="0" w:after="0" w:line="240" w:lineRule="auto"/>
+            </w:pPr>
+            <w:r>
+              <w:rPr>
+                <w:rFonts w:ascii="Arial" w:hAnsi="Arial" w:cs="Arial" w:eastAsia="Arial"/>
+                <w:sz w:val="15"/>
+                <w:szCs w:val="15"/>
+              </w:rPr>
+              <w:t>27-10-2026</w:t>
+            </w:r>
+          </w:p>
+        </w:tc>
+        <w:tc>
+          <w:tcPr>
+            <w:tcW w:w="4275" w:type="dxa"/>
+            <w:tcMar>
+              <w:top w:w="80" w:type="dxa"/>
+              <w:left w:w="100" w:type="dxa"/>
+              <w:bottom w:w="80" w:type="dxa"/>
+              <w:right w:w="100" w:type="dxa"/>
+            </w:tcMar>
+            <w:vAlign w:val="center"/>
+          </w:tcPr>
+          <w:p>
+            <w:pPr>
+              <w:spacing w:before="0" w:after="0" w:line="240" w:lineRule="auto"/>
+            </w:pPr>
+            <w:r>
+              <w:rPr>
+                <w:rFonts w:ascii="Arial" w:hAnsi="Arial" w:cs="Arial" w:eastAsia="Arial"/>
+                <w:sz w:val="15"/>
+                <w:szCs w:val="15"/>
+              </w:rPr>
+              <w:t>Fila por orden de llegada, «Mis datos» (derechos del titular y consentimientos), cuentas del personal creadas por el Dueño (cajero/a = administrador de sucursal; el barbero ingresa con contraseña en lugar del PIN del prototipo) y cola de correos enviada desde el servidor. La API pasa de 13 a 32 funciones api_*.</w:t>
+            </w:r>
+          </w:p>
+        </w:tc>
+        <w:tc>
+          <w:tcPr>
+            <w:tcW w:w="1520" w:type="dxa"/>
+            <w:tcMar>
+              <w:top w:w="80" w:type="dxa"/>
+              <w:left w:w="100" w:type="dxa"/>
+              <w:bottom w:w="80" w:type="dxa"/>
+              <w:right w:w="100" w:type="dxa"/>
+            </w:tcMar>
+            <w:vAlign w:val="center"/>
+          </w:tcPr>
+          <w:p>
+            <w:pPr>
+              <w:spacing w:before="0" w:after="0" w:line="240" w:lineRule="auto"/>
+            </w:pPr>
+            <w:r>
+              <w:rPr>
+                <w:rFonts w:ascii="Arial" w:hAnsi="Arial" w:cs="Arial" w:eastAsia="Arial"/>
+                <w:sz w:val="15"/>
+                <w:szCs w:val="15"/>
+              </w:rPr>
+              <w:t>Aprobado por el equipo (27-10-2026); implementado</w:t>
+            </w:r>
+          </w:p>
+        </w:tc>
+        <w:tc>
+          <w:tcPr>
+            <w:tcW w:w="1900" w:type="dxa"/>
+            <w:tcMar>
+              <w:top w:w="80" w:type="dxa"/>
+              <w:left w:w="100" w:type="dxa"/>
+              <w:bottom w:w="80" w:type="dxa"/>
+              <w:right w:w="100" w:type="dxa"/>
+            </w:tcMar>
+            <w:vAlign w:val="center"/>
+          </w:tcPr>
+          <w:p>
+            <w:pPr>
+              <w:spacing w:before="0" w:after="0" w:line="240" w:lineRule="auto"/>
+            </w:pPr>
+            <w:r>
+              <w:rPr>
+                <w:rFonts w:ascii="Arial" w:hAnsi="Arial" w:cs="Arial" w:eastAsia="Arial"/>
+                <w:sz w:val="15"/>
+                <w:szCs w:val="15"/>
+              </w:rPr>
+              <w:t>Medio — Actividad crítica 1.4.3, Diseño de BD (16), pruebas (18), riesgos R-02 y R-17, web y app</w:t>
+            </w:r>
+          </w:p>
+        </w:tc>
+      </w:tr>
+      <w:tr>
+        <w:trPr>
+          <w:cantSplit/>
+        </w:trPr>
+        <w:tc>
+          <w:tcPr>
+            <w:tcW w:w="760" w:type="dxa"/>
+            <w:tcMar>
+              <w:top w:w="80" w:type="dxa"/>
+              <w:left w:w="100" w:type="dxa"/>
+              <w:bottom w:w="80" w:type="dxa"/>
+              <w:right w:w="100" w:type="dxa"/>
+            </w:tcMar>
+            <w:vAlign w:val="center"/>
+          </w:tcPr>
+          <w:p>
+            <w:pPr>
+              <w:spacing w:before="0" w:after="0" w:line="240" w:lineRule="auto"/>
+            </w:pPr>
+            <w:r>
+              <w:rPr>
+                <w:rFonts w:ascii="Arial" w:hAnsi="Arial" w:cs="Arial" w:eastAsia="Arial"/>
+                <w:sz w:val="15"/>
+                <w:szCs w:val="15"/>
+              </w:rPr>
+              <w:t>SC-24</w:t>
+            </w:r>
+          </w:p>
+        </w:tc>
+        <w:tc>
+          <w:tcPr>
+            <w:tcW w:w="1045" w:type="dxa"/>
+            <w:tcMar>
+              <w:top w:w="80" w:type="dxa"/>
+              <w:left w:w="100" w:type="dxa"/>
+              <w:bottom w:w="80" w:type="dxa"/>
+              <w:right w:w="100" w:type="dxa"/>
+            </w:tcMar>
+            <w:vAlign w:val="center"/>
+          </w:tcPr>
+          <w:p>
+            <w:pPr>
+              <w:spacing w:before="0" w:after="0" w:line="240" w:lineRule="auto"/>
+            </w:pPr>
+            <w:r>
+              <w:rPr>
+                <w:rFonts w:ascii="Arial" w:hAnsi="Arial" w:cs="Arial" w:eastAsia="Arial"/>
+                <w:sz w:val="15"/>
+                <w:szCs w:val="15"/>
+              </w:rPr>
+              <w:t>28-10-2026</w:t>
+            </w:r>
+          </w:p>
+        </w:tc>
+        <w:tc>
+          <w:tcPr>
+            <w:tcW w:w="4275" w:type="dxa"/>
+            <w:tcMar>
+              <w:top w:w="80" w:type="dxa"/>
+              <w:left w:w="100" w:type="dxa"/>
+              <w:bottom w:w="80" w:type="dxa"/>
+              <w:right w:w="100" w:type="dxa"/>
+            </w:tcMar>
+            <w:vAlign w:val="center"/>
+          </w:tcPr>
+          <w:p>
+            <w:pPr>
+              <w:spacing w:before="0" w:after="0" w:line="240" w:lineRule="auto"/>
+            </w:pPr>
+            <w:r>
+              <w:rPr>
+                <w:rFonts w:ascii="Arial" w:hAnsi="Arial" w:cs="Arial" w:eastAsia="Arial"/>
+                <w:sz w:val="15"/>
+                <w:szCs w:val="15"/>
+              </w:rPr>
+              <w:t>Seguridad de las reservas: solo el titular (el invitado, con el correo con que reservó), el Dueño o el cajero/a de la sucursal pueden cambiar una reserva; sin cuenta del personal solo se crean reservas pendientes de pago; el barbero y los cajeros/as de otra sucursal no ven el contacto de los clientes; el inicio de sesión se bloquea 15 minutos tras 5 intentos fallidos (parámetros MAX_INTENTOS_LOGIN y MINUTOS_BLOQUEO_LOGIN), en lugar de bloquear la cuenta en forma permanente. Cada cambio queda en el registro de auditoría.</w:t>
+            </w:r>
+          </w:p>
+        </w:tc>
+        <w:tc>
+          <w:tcPr>
+            <w:tcW w:w="1520" w:type="dxa"/>
+            <w:tcMar>
+              <w:top w:w="80" w:type="dxa"/>
+              <w:left w:w="100" w:type="dxa"/>
+              <w:bottom w:w="80" w:type="dxa"/>
+              <w:right w:w="100" w:type="dxa"/>
+            </w:tcMar>
+            <w:vAlign w:val="center"/>
+          </w:tcPr>
+          <w:p>
+            <w:pPr>
+              <w:spacing w:before="0" w:after="0" w:line="240" w:lineRule="auto"/>
+            </w:pPr>
+            <w:r>
+              <w:rPr>
+                <w:rFonts w:ascii="Arial" w:hAnsi="Arial" w:cs="Arial" w:eastAsia="Arial"/>
+                <w:sz w:val="15"/>
+                <w:szCs w:val="15"/>
+              </w:rPr>
+              <w:t>Aprobado por el equipo (28-10-2026); implementado</w:t>
+            </w:r>
+          </w:p>
+        </w:tc>
+        <w:tc>
+          <w:tcPr>
+            <w:tcW w:w="1900" w:type="dxa"/>
+            <w:tcMar>
+              <w:top w:w="80" w:type="dxa"/>
+              <w:left w:w="100" w:type="dxa"/>
+              <w:bottom w:w="80" w:type="dxa"/>
+              <w:right w:w="100" w:type="dxa"/>
+            </w:tcMar>
+            <w:vAlign w:val="center"/>
+          </w:tcPr>
+          <w:p>
+            <w:pPr>
+              <w:spacing w:before="0" w:after="0" w:line="240" w:lineRule="auto"/>
+            </w:pPr>
+            <w:r>
+              <w:rPr>
+                <w:rFonts w:ascii="Arial" w:hAnsi="Arial" w:cs="Arial" w:eastAsia="Arial"/>
+                <w:sz w:val="15"/>
+                <w:szCs w:val="15"/>
+              </w:rPr>
+              <w:t>Medio — Riesgo R-03, Diseño de BD (16), pruebas (18: 16/16), web y app</w:t>
+            </w:r>
+          </w:p>
+        </w:tc>
+      </w:tr>
+      <w:tr>
+        <w:trPr>
+          <w:cantSplit/>
+        </w:trPr>
+        <w:tc>
+          <w:tcPr>
+            <w:tcW w:w="760" w:type="dxa"/>
+            <w:tcMar>
+              <w:top w:w="80" w:type="dxa"/>
+              <w:left w:w="100" w:type="dxa"/>
+              <w:bottom w:w="80" w:type="dxa"/>
+              <w:right w:w="100" w:type="dxa"/>
+            </w:tcMar>
+            <w:vAlign w:val="center"/>
+          </w:tcPr>
+          <w:p>
+            <w:pPr>
+              <w:spacing w:before="0" w:after="0" w:line="240" w:lineRule="auto"/>
+            </w:pPr>
+            <w:r>
+              <w:rPr>
+                <w:rFonts w:ascii="Arial" w:hAnsi="Arial" w:cs="Arial" w:eastAsia="Arial"/>
+                <w:sz w:val="15"/>
+                <w:szCs w:val="15"/>
+              </w:rPr>
+              <w:t>SC-25</w:t>
+            </w:r>
+          </w:p>
+        </w:tc>
+        <w:tc>
+          <w:tcPr>
+            <w:tcW w:w="1045" w:type="dxa"/>
+            <w:tcMar>
+              <w:top w:w="80" w:type="dxa"/>
+              <w:left w:w="100" w:type="dxa"/>
+              <w:bottom w:w="80" w:type="dxa"/>
+              <w:right w:w="100" w:type="dxa"/>
+            </w:tcMar>
+            <w:vAlign w:val="center"/>
+          </w:tcPr>
+          <w:p>
+            <w:pPr>
+              <w:spacing w:before="0" w:after="0" w:line="240" w:lineRule="auto"/>
+            </w:pPr>
+            <w:r>
+              <w:rPr>
+                <w:rFonts w:ascii="Arial" w:hAnsi="Arial" w:cs="Arial" w:eastAsia="Arial"/>
+                <w:sz w:val="15"/>
+                <w:szCs w:val="15"/>
+              </w:rPr>
+              <w:t>28-10-2026</w:t>
+            </w:r>
+          </w:p>
+        </w:tc>
+        <w:tc>
+          <w:tcPr>
+            <w:tcW w:w="4275" w:type="dxa"/>
+            <w:tcMar>
+              <w:top w:w="80" w:type="dxa"/>
+              <w:left w:w="100" w:type="dxa"/>
+              <w:bottom w:w="80" w:type="dxa"/>
+              <w:right w:w="100" w:type="dxa"/>
+            </w:tcMar>
+            <w:vAlign w:val="center"/>
+          </w:tcPr>
+          <w:p>
+            <w:pPr>
+              <w:spacing w:before="0" w:after="0" w:line="240" w:lineRule="auto"/>
+            </w:pPr>
+            <w:r>
+              <w:rPr>
+                <w:rFonts w:ascii="Arial" w:hAnsi="Arial" w:cs="Arial" w:eastAsia="Arial"/>
+                <w:sz w:val="15"/>
+                <w:szCs w:val="15"/>
+              </w:rPr>
+              <w:t>Ambiente UAT de la web publicado como sitio estático en GitHub Pages (rama gh-pages, HTTPS). Resuelve, para el ambiente UAT, el proveedor del sitio web que SC-20 dejaba por definir; el proveedor de producción sigue por definir.</w:t>
+            </w:r>
+          </w:p>
+        </w:tc>
+        <w:tc>
+          <w:tcPr>
+            <w:tcW w:w="1520" w:type="dxa"/>
+            <w:tcMar>
+              <w:top w:w="80" w:type="dxa"/>
+              <w:left w:w="100" w:type="dxa"/>
+              <w:bottom w:w="80" w:type="dxa"/>
+              <w:right w:w="100" w:type="dxa"/>
+            </w:tcMar>
+            <w:vAlign w:val="center"/>
+          </w:tcPr>
+          <w:p>
+            <w:pPr>
+              <w:spacing w:before="0" w:after="0" w:line="240" w:lineRule="auto"/>
+            </w:pPr>
+            <w:r>
+              <w:rPr>
+                <w:rFonts w:ascii="Arial" w:hAnsi="Arial" w:cs="Arial" w:eastAsia="Arial"/>
+                <w:sz w:val="15"/>
+                <w:szCs w:val="15"/>
+              </w:rPr>
+              <w:t>Aprobado por el equipo (28-10-2026); implementado</w:t>
+            </w:r>
+          </w:p>
+        </w:tc>
+        <w:tc>
+          <w:tcPr>
+            <w:tcW w:w="1900" w:type="dxa"/>
+            <w:tcMar>
+              <w:top w:w="80" w:type="dxa"/>
+              <w:left w:w="100" w:type="dxa"/>
+              <w:bottom w:w="80" w:type="dxa"/>
+              <w:right w:w="100" w:type="dxa"/>
+            </w:tcMar>
+            <w:vAlign w:val="center"/>
+          </w:tcPr>
+          <w:p>
+            <w:pPr>
+              <w:spacing w:before="0" w:after="0" w:line="240" w:lineRule="auto"/>
+            </w:pPr>
+            <w:r>
+              <w:rPr>
+                <w:rFonts w:ascii="Arial" w:hAnsi="Arial" w:cs="Arial" w:eastAsia="Arial"/>
+                <w:sz w:val="15"/>
+                <w:szCs w:val="15"/>
+              </w:rPr>
+              <w:t>Bajo — Despliegue (SC-19), DAS (vista física), riesgo R-15</w:t>
+            </w:r>
+          </w:p>
+        </w:tc>
+      </w:tr>
+      <w:tr>
+        <w:trPr>
+          <w:cantSplit/>
+        </w:trPr>
+        <w:tc>
+          <w:tcPr>
+            <w:tcW w:w="760" w:type="dxa"/>
+            <w:tcMar>
+              <w:top w:w="80" w:type="dxa"/>
+              <w:left w:w="100" w:type="dxa"/>
+              <w:bottom w:w="80" w:type="dxa"/>
+              <w:right w:w="100" w:type="dxa"/>
+            </w:tcMar>
+            <w:vAlign w:val="center"/>
+          </w:tcPr>
+          <w:p>
+            <w:pPr>
+              <w:spacing w:before="0" w:after="0" w:line="240" w:lineRule="auto"/>
+            </w:pPr>
+            <w:r>
+              <w:rPr>
+                <w:rFonts w:ascii="Arial" w:hAnsi="Arial" w:cs="Arial" w:eastAsia="Arial"/>
+                <w:sz w:val="15"/>
+                <w:szCs w:val="15"/>
+              </w:rPr>
+              <w:t>SC-26</w:t>
+            </w:r>
+          </w:p>
+        </w:tc>
+        <w:tc>
+          <w:tcPr>
+            <w:tcW w:w="1045" w:type="dxa"/>
+            <w:tcMar>
+              <w:top w:w="80" w:type="dxa"/>
+              <w:left w:w="100" w:type="dxa"/>
+              <w:bottom w:w="80" w:type="dxa"/>
+              <w:right w:w="100" w:type="dxa"/>
+            </w:tcMar>
+            <w:vAlign w:val="center"/>
+          </w:tcPr>
+          <w:p>
+            <w:pPr>
+              <w:spacing w:before="0" w:after="0" w:line="240" w:lineRule="auto"/>
+            </w:pPr>
+            <w:r>
+              <w:rPr>
+                <w:rFonts w:ascii="Arial" w:hAnsi="Arial" w:cs="Arial" w:eastAsia="Arial"/>
+                <w:sz w:val="15"/>
+                <w:szCs w:val="15"/>
+              </w:rPr>
+              <w:t>30-10-2026</w:t>
+            </w:r>
+          </w:p>
+        </w:tc>
+        <w:tc>
+          <w:tcPr>
+            <w:tcW w:w="4275" w:type="dxa"/>
+            <w:tcMar>
+              <w:top w:w="80" w:type="dxa"/>
+              <w:left w:w="100" w:type="dxa"/>
+              <w:bottom w:w="80" w:type="dxa"/>
+              <w:right w:w="100" w:type="dxa"/>
+            </w:tcMar>
+            <w:vAlign w:val="center"/>
+          </w:tcPr>
+          <w:p>
+            <w:pPr>
+              <w:spacing w:before="0" w:after="0" w:line="240" w:lineRule="auto"/>
+            </w:pPr>
+            <w:r>
+              <w:rPr>
+                <w:rFonts w:ascii="Arial" w:hAnsi="Arial" w:cs="Arial" w:eastAsia="Arial"/>
+                <w:sz w:val="15"/>
+                <w:szCs w:val="15"/>
+              </w:rPr>
+              <w:t>Las presentaciones de seguimiento identifican cada riesgo con su ID fijo del Plan de Gestión de los Riesgos (R-NN), por observación del docente en la presentación del 23-10-2026; antes se numeraban 1, 2, 3… cada semana. Se agrega R-18 (las pruebas y el ambiente UAT usan la misma base de datos).</w:t>
+            </w:r>
+          </w:p>
+        </w:tc>
+        <w:tc>
+          <w:tcPr>
+            <w:tcW w:w="1520" w:type="dxa"/>
+            <w:tcMar>
+              <w:top w:w="80" w:type="dxa"/>
+              <w:left w:w="100" w:type="dxa"/>
+              <w:bottom w:w="80" w:type="dxa"/>
+              <w:right w:w="100" w:type="dxa"/>
+            </w:tcMar>
+            <w:vAlign w:val="center"/>
+          </w:tcPr>
+          <w:p>
+            <w:pPr>
+              <w:spacing w:before="0" w:after="0" w:line="240" w:lineRule="auto"/>
+            </w:pPr>
+            <w:r>
+              <w:rPr>
+                <w:rFonts w:ascii="Arial" w:hAnsi="Arial" w:cs="Arial" w:eastAsia="Arial"/>
+                <w:sz w:val="15"/>
+                <w:szCs w:val="15"/>
+              </w:rPr>
+              <w:t>Aprobado (Jefe de Proyecto)</w:t>
+            </w:r>
+          </w:p>
+        </w:tc>
+        <w:tc>
+          <w:tcPr>
+            <w:tcW w:w="1900" w:type="dxa"/>
+            <w:tcMar>
+              <w:top w:w="80" w:type="dxa"/>
+              <w:left w:w="100" w:type="dxa"/>
+              <w:bottom w:w="80" w:type="dxa"/>
+              <w:right w:w="100" w:type="dxa"/>
+            </w:tcMar>
+            <w:vAlign w:val="center"/>
+          </w:tcPr>
+          <w:p>
+            <w:pPr>
+              <w:spacing w:before="0" w:after="0" w:line="240" w:lineRule="auto"/>
+            </w:pPr>
+            <w:r>
+              <w:rPr>
+                <w:rFonts w:ascii="Arial" w:hAnsi="Arial" w:cs="Arial" w:eastAsia="Arial"/>
+                <w:sz w:val="15"/>
+                <w:szCs w:val="15"/>
+              </w:rPr>
+              <w:t>Bajo — Plan de Gestión de los Riesgos (15 v1.4), presentaciones de seguimiento y roadmap</w:t>
             </w:r>
           </w:p>
         </w:tc>
